--- a/documents/12-riverview-clinical-feedback-notes.docx
+++ b/documents/12-riverview-clinical-feedback-notes.docx
@@ -10360,7 +10360,7 @@
         <w:pStyle w:val="Heading1"/>
       </w:pPr>
       <w:r>
-        <w:t>Working remainder for RVH-MTG-2021-022</w:t>
+        <w:t>Open work after April 13, 2021</w:t>
       </w:r>
     </w:p>
     <w:p>
@@ -10374,7 +10374,7 @@
           <w:color w:val="222222"/>
           <w:sz w:val="24"/>
         </w:rPr>
-        <w:t>The front of RapidChart clinical feedback, April 13 is the document. This remainder is the leftover a colleague still trips on: named people, named boxes, named tickets, and the work I still owe after April 13, 2021. It is not a second log and it is not a stack of exhibits with the same stub. If a paragraph fights the decision in the front, strike the paragraph.</w:t>
+        <w:t>What follows is leftover work from RapidChart clinical feedback, April 13: named people, named boxes, named tickets, and the items I still owe. If a paragraph fights the decision in the front of RVH-MTG-2021-022, strike the paragraph.</w:t>
       </w:r>
     </w:p>
     <w:p>
@@ -10528,7 +10528,7 @@
           <w:color w:val="222222"/>
           <w:sz w:val="24"/>
         </w:rPr>
-        <w:t>I will not put owner as a team name instead of a person on a wiki that drifts. RVH-MAIN and this file are the record. If Denise Howell needs a diagram, they get a permalink, not a photo of a whiteboard. ops-bastion-01.internal stays out of the diagram title. If a new engineer asks where the leftover lives, I point here. I do not point at a Slack pin from April 13, 2021. Client Riverview.</w:t>
+        <w:t>I will not put owner as a team name instead of a person on a wiki that drifts. RVH-MAIN and this file are the record. If Denise Howell needs a diagram, they get a permalink, not a photo of a whiteboard. ops-bastion-01.internal stays out of the diagram title. If a new engineer asks where the leftover lives, I point here. I do not point at a Slack pin from April 13, 2021.</w:t>
       </w:r>
     </w:p>
     <w:p>
@@ -12872,7 +12872,7 @@
           <w:color w:val="222222"/>
           <w:sz w:val="24"/>
         </w:rPr>
-        <w:t>People who were absent still get a usable remainder, not a transcript. Kavya Menon gets the decision, the refuse, and the date. They do not get a reconstruction of who raised their voice. If they object, they object on RVH-INC-2021-118. Client Riverview. Author Aman Kumar.</w:t>
+        <w:t>People who were absent still get a usable remainder, not a transcript. Kavya Menon gets the decision, the refuse, and the date. They do not get a reconstruction of who raised their voice. If they object, they object on RVH-INC-2021-118.</w:t>
       </w:r>
     </w:p>
     <w:p>
@@ -13917,7 +13917,7 @@
           <w:color w:val="222222"/>
           <w:sz w:val="24"/>
         </w:rPr>
-        <w:t>If you are implementing, keep the rejected alternative dead. If you are on-call, start read-only. If you are Denise Howell, the ask is unchanged: pick the path in the main body or send it back with a named objection. Sample I would still defend: 3420 rows, 15 minutes, freeze respected. Strike this remainder if it ever fights the decision callout. Author Aman Kumar. Client Riverview.</w:t>
+        <w:t>If you are implementing, keep the rejected alternative dead. If you are on-call, start read-only. If you are Denise Howell, the ask is unchanged: pick the path in the main body or send it back with a named objection. Sample I would still defend: 3420 rows, 15 minutes, freeze respected. Strike this section if it ever fights the decision callout.</w:t>
       </w:r>
     </w:p>
     <w:p>
@@ -13931,7 +13931,7 @@
           <w:color w:val="222222"/>
           <w:sz w:val="24"/>
         </w:rPr>
-        <w:t>This heading is the reopen rule, not a promise that nothing follows. If we still need words after the bank, they are named leftovers, not another copy of the same stub. identifiers in chat, logs, or a support zip is done as a heading when Aman Kumar closes RVH-MAIN or writes a new date.</w:t>
+        <w:t>This heading is the reopen rule. identifiers in chat, logs, or a support zip is done when Aman Kumar closes RVH-MAIN or writes a new date.</w:t>
       </w:r>
     </w:p>
     <w:p>
@@ -15083,7 +15083,7 @@
           <w:color w:val="222222"/>
           <w:sz w:val="24"/>
         </w:rPr>
-        <w:t>I am out of new section shapes. What follows is leftover owners and tickets already in this file, written so a colleague can act. I will not invent another exhibit format to fill a page budget.</w:t>
+        <w:t>Owners and tickets still attached to RVH-MTG-2021-022, written so a colleague can act without hunting Slack. Close is a decision, a refuse, or a new date.</w:t>
       </w:r>
     </w:p>
     <w:p>
@@ -15097,7 +15097,7 @@
           <w:color w:val="222222"/>
           <w:sz w:val="24"/>
         </w:rPr>
-        <w:t>RVH-MAIN still sits with Denise Howell. Host ops-bastion-01.internal. Due April 24, 2021 unless they write a new date. Close is a decision, a refuse, or that date. I will not accept a status dump. Front-matter number I am not re-arguing: 13. If this leftover is done, Denise Howell marks RVH-MAIN done. Aman Kumar will not keep a shadow list. Client Riverview.</w:t>
+        <w:t>RVH-MAIN still sits with Denise Howell. Host ops-bastion-01.internal. Due April 24, 2021 unless they write a new date. Close is a decision, a refuse, or that date. I will not accept a status dump. Front-matter number I am not re-arguing: 13. If this leftover is done, Denise Howell marks RVH-MAIN done. Aman Kumar will not keep a shadow list.</w:t>
       </w:r>
     </w:p>
     <w:p>
@@ -15195,7 +15195,7 @@
           <w:color w:val="222222"/>
           <w:sz w:val="24"/>
         </w:rPr>
-        <w:t>Stop leftover: RVH-QA-2021-007 is not a twin of RVH-INC-2021-118. Keep one thread. Luis Ortega on ops-bastion-01.internal. If this paragraph fights the front of RVH-MTG-2021-022, strike it. Due May 8, 2021. Client Riverview.</w:t>
+        <w:t>Stop leftover: RVH-QA-2021-007 is not a twin of RVH-INC-2021-118. Keep one thread. Luis Ortega on ops-bastion-01.internal. If this paragraph fights the front of RVH-MTG-2021-022, strike it. Due May 8, 2021.</w:t>
       </w:r>
     </w:p>
     <w:p>
@@ -15209,7 +15209,7 @@
           <w:color w:val="222222"/>
           <w:sz w:val="24"/>
         </w:rPr>
-        <w:t>RVH-INC-2021-118 still sits with Diego Alvarez. Host ops-bastion-01.internal. Due May 10, 2021 unless they write a new date. Close is a decision, a refuse, or that date. I will not accept a status dump. Front-matter number I am not re-arguing: 42. If this leftover is done, Diego Alvarez marks RVH-INC-2021-118 done. Aman Kumar will not keep a shadow list. Client Riverview.</w:t>
+        <w:t>RVH-INC-2021-118 still sits with Diego Alvarez. Host ops-bastion-01.internal. Due May 10, 2021 unless they write a new date. Close is a decision, a refuse, or that date. I will not accept a status dump. Front-matter number I am not re-arguing: 42. If this leftover is done, Diego Alvarez marks RVH-INC-2021-118 done. Aman Kumar will not keep a shadow list.</w:t>
       </w:r>
     </w:p>
     <w:p>
